--- a/de/wisdom-stories/what-changed-after-sixty.docx
+++ b/de/wisdom-stories/what-changed-after-sixty.docx
@@ -14,7 +14,7 @@
           <w:bCs/>
           <w:lang/>
         </w:rPr>
-        <w:t>Was sich nach sechzig verändert hat</w:t>
+        <w:t>Was sich nach dem sechzigsten Geburtstag verändert hat</w:t>
       </w:r>
     </w:p>
     <w:p>
@@ -170,7 +170,7 @@
         <w:rPr>
           <w:lang/>
         </w:rPr>
-        <w:t>Ich sage nicht mehr vorschnell zu jungen Leuten: „Als ich in deinem Alter war …“, als müsste mein Leben ihr Vorbild sein. Ebenso wenig halte ich jemandem vor: „Ich habe dir meine besten Jahre geschenkt“, um ihn in meine Schuld zu stellen. Jede Zeit hat ihre eigenen Bedingungen. Die Gegenwart lässt sich nicht allein mit den Maßstäben der Vergangenheit beurteilen.</w:t>
+        <w:t>Ich sage nicht mehr vorschnell zu jungen Leuten: „Als ich in deinem Alter war …“, als müsste mein Leben ihr Vorbild sein. Ebenso wenig halte ich jemandem vor: „Ich habe dir meine besten Jahre geschenkt“, damit er sich mir verpflichtet fühlt. Jede Zeit hat ihre eigenen Bedingungen. Die Gegenwart lässt sich nicht allein mit den Maßstäben der Vergangenheit beurteilen.</w:t>
       </w:r>
     </w:p>
     <w:p>
